--- a/06_可直接打开的Word版/03_错题整理__选择题错题__Day01_绪论错题.docx
+++ b/06_可直接打开的Word版/03_错题整理__选择题错题__Day01_绪论错题.docx
@@ -3,11 +3,11 @@
 <w:document xmlns:wpc="http://schemas.microsoft.com/office/word/2010/wordprocessingCanvas" xmlns:mo="http://schemas.microsoft.com/office/mac/office/2008/main" xmlns:mc="http://schemas.openxmlformats.org/markup-compatibility/2006" xmlns:mv="urn:schemas-microsoft-com:mac:vml" xmlns:o="urn:schemas-microsoft-com:office:office" xmlns:r="http://schemas.openxmlformats.org/officeDocument/2006/relationships" xmlns:m="http://schemas.openxmlformats.org/officeDocument/2006/math" xmlns:v="urn:schemas-microsoft-com:vml" xmlns:wp14="http://schemas.microsoft.com/office/word/2010/wordprocessingDrawing" xmlns:wp="http://schemas.openxmlformats.org/drawingml/2006/wordprocessingDrawing" xmlns:w10="urn:schemas-microsoft-com:office:word" xmlns:w="http://schemas.openxmlformats.org/wordprocessingml/2006/main" xmlns:w14="http://schemas.microsoft.com/office/word/2010/wordml" xmlns:wpg="http://schemas.microsoft.com/office/word/2010/wordprocessingGroup" xmlns:wpi="http://schemas.microsoft.com/office/word/2010/wordprocessingInk" xmlns:wne="http://schemas.microsoft.com/office/word/2006/wordml" xmlns:wps="http://schemas.microsoft.com/office/word/2010/wordprocessingShape" mc:Ignorable="w14 wp14">
   <w:body>
     <w:p>
-      <w:pPr>
-        <w:pStyle w:val="Heading1"/>
-      </w:pPr>
       <w:r>
-        <w:t>Day01：2026年5月29日 周五 绪论错题整理</w:t>
+        <w:rPr>
+          <w:rFonts w:ascii="Microsoft YaHei" w:hAnsi="Microsoft YaHei" w:eastAsia="Microsoft YaHei"/>
+        </w:rPr>
+        <w:t>﻿# Day01：2026年5月29日 周五 绪论错题整理</w:t>
       </w:r>
     </w:p>
     <w:p/>
@@ -15,7 +15,6 @@
       <w:r>
         <w:rPr>
           <w:rFonts w:ascii="Microsoft YaHei" w:hAnsi="Microsoft YaHei" w:eastAsia="Microsoft YaHei"/>
-          <w:sz w:val="22"/>
         </w:rPr>
         <w:t>答题日期：2026年5月29日</w:t>
       </w:r>
@@ -24,7 +23,6 @@
       <w:r>
         <w:rPr>
           <w:rFonts w:ascii="Microsoft YaHei" w:hAnsi="Microsoft YaHei" w:eastAsia="Microsoft YaHei"/>
-          <w:sz w:val="22"/>
         </w:rPr>
         <w:t>章节：绪论</w:t>
       </w:r>
@@ -33,7 +31,6 @@
       <w:r>
         <w:rPr>
           <w:rFonts w:ascii="Microsoft YaHei" w:hAnsi="Microsoft YaHei" w:eastAsia="Microsoft YaHei"/>
-          <w:sz w:val="22"/>
         </w:rPr>
         <w:t>错题题号：2、4、7、8、10</w:t>
       </w:r>
@@ -42,7 +39,6 @@
       <w:r>
         <w:rPr>
           <w:rFonts w:ascii="Microsoft YaHei" w:hAnsi="Microsoft YaHei" w:eastAsia="Microsoft YaHei"/>
-          <w:sz w:val="22"/>
         </w:rPr>
         <w:t>说明：原错题表未记录你的具体错选项，因此本版保留为“未记录”，并补齐每个选项的解析。</w:t>
       </w:r>
@@ -52,7 +48,6 @@
       <w:r>
         <w:rPr>
           <w:rFonts w:ascii="Microsoft YaHei" w:hAnsi="Microsoft YaHei" w:eastAsia="Microsoft YaHei"/>
-          <w:sz w:val="22"/>
         </w:rPr>
         <w:t>整理规则：每道错题不仅写错因，还要写清楚每个选项为什么对或为什么错。</w:t>
       </w:r>
@@ -62,7 +57,6 @@
       <w:r>
         <w:rPr>
           <w:rFonts w:ascii="Microsoft YaHei" w:hAnsi="Microsoft YaHei" w:eastAsia="Microsoft YaHei"/>
-          <w:sz w:val="22"/>
         </w:rPr>
         <w:t>---</w:t>
       </w:r>
@@ -81,7 +75,6 @@
       <w:r>
         <w:rPr>
           <w:rFonts w:ascii="Microsoft YaHei" w:hAnsi="Microsoft YaHei" w:eastAsia="Microsoft YaHei"/>
-          <w:sz w:val="22"/>
         </w:rPr>
         <w:t>统计中所说的同质是指</w:t>
       </w:r>
@@ -91,7 +84,6 @@
       <w:r>
         <w:rPr>
           <w:rFonts w:ascii="Microsoft YaHei" w:hAnsi="Microsoft YaHei" w:eastAsia="Microsoft YaHei"/>
-          <w:sz w:val="22"/>
         </w:rPr>
         <w:t>A、对研究指标有影响的因素相同或相近</w:t>
       </w:r>
@@ -100,7 +92,6 @@
       <w:r>
         <w:rPr>
           <w:rFonts w:ascii="Microsoft YaHei" w:hAnsi="Microsoft YaHei" w:eastAsia="Microsoft YaHei"/>
-          <w:sz w:val="22"/>
         </w:rPr>
         <w:t>B、对研究指标有影响的因素完全相同</w:t>
       </w:r>
@@ -109,7 +100,6 @@
       <w:r>
         <w:rPr>
           <w:rFonts w:ascii="Microsoft YaHei" w:hAnsi="Microsoft YaHei" w:eastAsia="Microsoft YaHei"/>
-          <w:sz w:val="22"/>
         </w:rPr>
         <w:t>C、研究对象之间个体差异很小</w:t>
       </w:r>
@@ -118,7 +108,6 @@
       <w:r>
         <w:rPr>
           <w:rFonts w:ascii="Microsoft YaHei" w:hAnsi="Microsoft YaHei" w:eastAsia="Microsoft YaHei"/>
-          <w:sz w:val="22"/>
         </w:rPr>
         <w:t>D、研究对象的测量指标变异很小</w:t>
       </w:r>
@@ -127,7 +116,6 @@
       <w:r>
         <w:rPr>
           <w:rFonts w:ascii="Microsoft YaHei" w:hAnsi="Microsoft YaHei" w:eastAsia="Microsoft YaHei"/>
-          <w:sz w:val="22"/>
         </w:rPr>
         <w:t>E、以上都不对</w:t>
       </w:r>
@@ -137,7 +125,6 @@
       <w:r>
         <w:rPr>
           <w:rFonts w:ascii="Microsoft YaHei" w:hAnsi="Microsoft YaHei" w:eastAsia="Microsoft YaHei"/>
-          <w:sz w:val="22"/>
         </w:rPr>
         <w:t>你的答案：未记录</w:t>
       </w:r>
@@ -146,7 +133,6 @@
       <w:r>
         <w:rPr>
           <w:rFonts w:ascii="Microsoft YaHei" w:hAnsi="Microsoft YaHei" w:eastAsia="Microsoft YaHei"/>
-          <w:sz w:val="22"/>
         </w:rPr>
         <w:t>正确答案：A</w:t>
       </w:r>
@@ -168,7 +154,6 @@
       <w:r>
         <w:rPr>
           <w:rFonts w:ascii="Microsoft YaHei" w:hAnsi="Microsoft YaHei" w:eastAsia="Microsoft YaHei"/>
-          <w:sz w:val="22"/>
         </w:rPr>
         <w:t>A 对：同质是指对研究指标有影响的主要因素相同或相近。</w:t>
       </w:r>
@@ -180,7 +165,6 @@
       <w:r>
         <w:rPr>
           <w:rFonts w:ascii="Microsoft YaHei" w:hAnsi="Microsoft YaHei" w:eastAsia="Microsoft YaHei"/>
-          <w:sz w:val="22"/>
         </w:rPr>
         <w:t>B 错：同质不是要求完全相同，医学研究对象很少能做到所有因素完全一致。</w:t>
       </w:r>
@@ -192,7 +176,6 @@
       <w:r>
         <w:rPr>
           <w:rFonts w:ascii="Microsoft YaHei" w:hAnsi="Microsoft YaHei" w:eastAsia="Microsoft YaHei"/>
-          <w:sz w:val="22"/>
         </w:rPr>
         <w:t>C 错：个体差异很小不等于同质；同质强调影响研究指标的主要因素。</w:t>
       </w:r>
@@ -204,7 +187,6 @@
       <w:r>
         <w:rPr>
           <w:rFonts w:ascii="Microsoft YaHei" w:hAnsi="Microsoft YaHei" w:eastAsia="Microsoft YaHei"/>
-          <w:sz w:val="22"/>
         </w:rPr>
         <w:t>D 错：测量指标变异小是结果表现，不是同质的定义。</w:t>
       </w:r>
@@ -216,7 +198,6 @@
       <w:r>
         <w:rPr>
           <w:rFonts w:ascii="Microsoft YaHei" w:hAnsi="Microsoft YaHei" w:eastAsia="Microsoft YaHei"/>
-          <w:sz w:val="22"/>
         </w:rPr>
         <w:t>E 错：A 已经正确。</w:t>
       </w:r>
@@ -226,7 +207,6 @@
       <w:r>
         <w:rPr>
           <w:rFonts w:ascii="Microsoft YaHei" w:hAnsi="Microsoft YaHei" w:eastAsia="Microsoft YaHei"/>
-          <w:sz w:val="22"/>
         </w:rPr>
         <w:t>记忆：同质不是“完全一样”，而是“主要影响因素相同或相近”。</w:t>
       </w:r>
@@ -236,7 +216,6 @@
       <w:r>
         <w:rPr>
           <w:rFonts w:ascii="Microsoft YaHei" w:hAnsi="Microsoft YaHei" w:eastAsia="Microsoft YaHei"/>
-          <w:sz w:val="22"/>
         </w:rPr>
         <w:t>---</w:t>
       </w:r>
@@ -255,7 +234,6 @@
       <w:r>
         <w:rPr>
           <w:rFonts w:ascii="Microsoft YaHei" w:hAnsi="Microsoft YaHei" w:eastAsia="Microsoft YaHei"/>
-          <w:sz w:val="22"/>
         </w:rPr>
         <w:t>抽样误差是指</w:t>
       </w:r>
@@ -265,7 +243,6 @@
       <w:r>
         <w:rPr>
           <w:rFonts w:ascii="Microsoft YaHei" w:hAnsi="Microsoft YaHei" w:eastAsia="Microsoft YaHei"/>
-          <w:sz w:val="22"/>
         </w:rPr>
         <w:t>A、个体指标值与参数值之差</w:t>
       </w:r>
@@ -274,7 +251,6 @@
       <w:r>
         <w:rPr>
           <w:rFonts w:ascii="Microsoft YaHei" w:hAnsi="Microsoft YaHei" w:eastAsia="Microsoft YaHei"/>
-          <w:sz w:val="22"/>
         </w:rPr>
         <w:t>B、个体指标值与样本统计量值之差</w:t>
       </w:r>
@@ -283,7 +259,6 @@
       <w:r>
         <w:rPr>
           <w:rFonts w:ascii="Microsoft YaHei" w:hAnsi="Microsoft YaHei" w:eastAsia="Microsoft YaHei"/>
-          <w:sz w:val="22"/>
         </w:rPr>
         <w:t>C、样本统计量值与总体参数之差</w:t>
       </w:r>
@@ -292,7 +267,6 @@
       <w:r>
         <w:rPr>
           <w:rFonts w:ascii="Microsoft YaHei" w:hAnsi="Microsoft YaHei" w:eastAsia="Microsoft YaHei"/>
-          <w:sz w:val="22"/>
         </w:rPr>
         <w:t>D、个体指标值与个体指标值之差</w:t>
       </w:r>
@@ -301,7 +275,6 @@
       <w:r>
         <w:rPr>
           <w:rFonts w:ascii="Microsoft YaHei" w:hAnsi="Microsoft YaHei" w:eastAsia="Microsoft YaHei"/>
-          <w:sz w:val="22"/>
         </w:rPr>
         <w:t>E、以上都对</w:t>
       </w:r>
@@ -311,7 +284,6 @@
       <w:r>
         <w:rPr>
           <w:rFonts w:ascii="Microsoft YaHei" w:hAnsi="Microsoft YaHei" w:eastAsia="Microsoft YaHei"/>
-          <w:sz w:val="22"/>
         </w:rPr>
         <w:t>你的答案：未记录</w:t>
       </w:r>
@@ -320,7 +292,6 @@
       <w:r>
         <w:rPr>
           <w:rFonts w:ascii="Microsoft YaHei" w:hAnsi="Microsoft YaHei" w:eastAsia="Microsoft YaHei"/>
-          <w:sz w:val="22"/>
         </w:rPr>
         <w:t>正确答案：C</w:t>
       </w:r>
@@ -342,7 +313,6 @@
       <w:r>
         <w:rPr>
           <w:rFonts w:ascii="Microsoft YaHei" w:hAnsi="Microsoft YaHei" w:eastAsia="Microsoft YaHei"/>
-          <w:sz w:val="22"/>
         </w:rPr>
         <w:t>A 错：个体值与参数值的差异属于个体变异，不是抽样误差。</w:t>
       </w:r>
@@ -354,7 +324,6 @@
       <w:r>
         <w:rPr>
           <w:rFonts w:ascii="Microsoft YaHei" w:hAnsi="Microsoft YaHei" w:eastAsia="Microsoft YaHei"/>
-          <w:sz w:val="22"/>
         </w:rPr>
         <w:t>B 错：个体值与样本统计量的差异也是个体观察值的离散，不是抽样误差。</w:t>
       </w:r>
@@ -366,7 +335,6 @@
       <w:r>
         <w:rPr>
           <w:rFonts w:ascii="Microsoft YaHei" w:hAnsi="Microsoft YaHei" w:eastAsia="Microsoft YaHei"/>
-          <w:sz w:val="22"/>
         </w:rPr>
         <w:t>C 对：抽样误差是样本统计量与总体参数之间的差异。</w:t>
       </w:r>
@@ -378,7 +346,6 @@
       <w:r>
         <w:rPr>
           <w:rFonts w:ascii="Microsoft YaHei" w:hAnsi="Microsoft YaHei" w:eastAsia="Microsoft YaHei"/>
-          <w:sz w:val="22"/>
         </w:rPr>
         <w:t>D 错：两个个体值之间的差异是个体差异。</w:t>
       </w:r>
@@ -390,7 +357,6 @@
       <w:r>
         <w:rPr>
           <w:rFonts w:ascii="Microsoft YaHei" w:hAnsi="Microsoft YaHei" w:eastAsia="Microsoft YaHei"/>
-          <w:sz w:val="22"/>
         </w:rPr>
         <w:t>E 错：只有 C 符合抽样误差定义。</w:t>
       </w:r>
@@ -400,7 +366,6 @@
       <w:r>
         <w:rPr>
           <w:rFonts w:ascii="Microsoft YaHei" w:hAnsi="Microsoft YaHei" w:eastAsia="Microsoft YaHei"/>
-          <w:sz w:val="22"/>
         </w:rPr>
         <w:t>记忆：抽样误差 = 样本统计量 - 总体参数。</w:t>
       </w:r>
@@ -410,7 +375,6 @@
       <w:r>
         <w:rPr>
           <w:rFonts w:ascii="Microsoft YaHei" w:hAnsi="Microsoft YaHei" w:eastAsia="Microsoft YaHei"/>
-          <w:sz w:val="22"/>
         </w:rPr>
         <w:t>---</w:t>
       </w:r>
@@ -429,7 +393,6 @@
       <w:r>
         <w:rPr>
           <w:rFonts w:ascii="Microsoft YaHei" w:hAnsi="Microsoft YaHei" w:eastAsia="Microsoft YaHei"/>
-          <w:sz w:val="22"/>
         </w:rPr>
         <w:t>以下对概率描述错误的是</w:t>
       </w:r>
@@ -439,7 +402,6 @@
       <w:r>
         <w:rPr>
           <w:rFonts w:ascii="Microsoft YaHei" w:hAnsi="Microsoft YaHei" w:eastAsia="Microsoft YaHei"/>
-          <w:sz w:val="22"/>
         </w:rPr>
         <w:t>A、概率值界于0和1之间</w:t>
       </w:r>
@@ -448,7 +410,6 @@
       <w:r>
         <w:rPr>
           <w:rFonts w:ascii="Microsoft YaHei" w:hAnsi="Microsoft YaHei" w:eastAsia="Microsoft YaHei"/>
-          <w:sz w:val="22"/>
         </w:rPr>
         <w:t>B、必然事件发生的概率为1</w:t>
       </w:r>
@@ -457,7 +418,6 @@
       <w:r>
         <w:rPr>
           <w:rFonts w:ascii="Microsoft YaHei" w:hAnsi="Microsoft YaHei" w:eastAsia="Microsoft YaHei"/>
-          <w:sz w:val="22"/>
         </w:rPr>
         <w:t>C、概率用于描述某样本事件发生的强度</w:t>
       </w:r>
@@ -466,7 +426,6 @@
       <w:r>
         <w:rPr>
           <w:rFonts w:ascii="Microsoft YaHei" w:hAnsi="Microsoft YaHei" w:eastAsia="Microsoft YaHei"/>
-          <w:sz w:val="22"/>
         </w:rPr>
         <w:t>D、样本含量足够大时，频率接近概率</w:t>
       </w:r>
@@ -475,7 +434,6 @@
       <w:r>
         <w:rPr>
           <w:rFonts w:ascii="Microsoft YaHei" w:hAnsi="Microsoft YaHei" w:eastAsia="Microsoft YaHei"/>
-          <w:sz w:val="22"/>
         </w:rPr>
         <w:t>E、当随机事件发生的概率小于0.05或0.01时常称为小概率事件</w:t>
       </w:r>
@@ -485,7 +443,6 @@
       <w:r>
         <w:rPr>
           <w:rFonts w:ascii="Microsoft YaHei" w:hAnsi="Microsoft YaHei" w:eastAsia="Microsoft YaHei"/>
-          <w:sz w:val="22"/>
         </w:rPr>
         <w:t>你的答案：未记录</w:t>
       </w:r>
@@ -494,7 +451,6 @@
       <w:r>
         <w:rPr>
           <w:rFonts w:ascii="Microsoft YaHei" w:hAnsi="Microsoft YaHei" w:eastAsia="Microsoft YaHei"/>
-          <w:sz w:val="22"/>
         </w:rPr>
         <w:t>正确答案：C</w:t>
       </w:r>
@@ -516,7 +472,6 @@
       <w:r>
         <w:rPr>
           <w:rFonts w:ascii="Microsoft YaHei" w:hAnsi="Microsoft YaHei" w:eastAsia="Microsoft YaHei"/>
-          <w:sz w:val="22"/>
         </w:rPr>
         <w:t>A 对：概率取值范围是 0 到 1。</w:t>
       </w:r>
@@ -528,7 +483,6 @@
       <w:r>
         <w:rPr>
           <w:rFonts w:ascii="Microsoft YaHei" w:hAnsi="Microsoft YaHei" w:eastAsia="Microsoft YaHei"/>
-          <w:sz w:val="22"/>
         </w:rPr>
         <w:t>B 对：必然事件发生概率为 1。</w:t>
       </w:r>
@@ -540,7 +494,6 @@
       <w:r>
         <w:rPr>
           <w:rFonts w:ascii="Microsoft YaHei" w:hAnsi="Microsoft YaHei" w:eastAsia="Microsoft YaHei"/>
-          <w:sz w:val="22"/>
         </w:rPr>
         <w:t>C 错：概率描述随机事件发生可能性的大小，不说“样本事件发生的强度”。</w:t>
       </w:r>
@@ -552,7 +505,6 @@
       <w:r>
         <w:rPr>
           <w:rFonts w:ascii="Microsoft YaHei" w:hAnsi="Microsoft YaHei" w:eastAsia="Microsoft YaHei"/>
-          <w:sz w:val="22"/>
         </w:rPr>
         <w:t>D 对：样本量足够大时，频率会接近概率。</w:t>
       </w:r>
@@ -564,7 +516,6 @@
       <w:r>
         <w:rPr>
           <w:rFonts w:ascii="Microsoft YaHei" w:hAnsi="Microsoft YaHei" w:eastAsia="Microsoft YaHei"/>
-          <w:sz w:val="22"/>
         </w:rPr>
         <w:t>E 对：P&lt;0.05 或 P&lt;0.01 常称为小概率事件。</w:t>
       </w:r>
@@ -574,7 +525,6 @@
       <w:r>
         <w:rPr>
           <w:rFonts w:ascii="Microsoft YaHei" w:hAnsi="Microsoft YaHei" w:eastAsia="Microsoft YaHei"/>
-          <w:sz w:val="22"/>
         </w:rPr>
         <w:t>记忆：概率说“可能性大小”，不是“强度”。</w:t>
       </w:r>
@@ -584,7 +534,6 @@
       <w:r>
         <w:rPr>
           <w:rFonts w:ascii="Microsoft YaHei" w:hAnsi="Microsoft YaHei" w:eastAsia="Microsoft YaHei"/>
-          <w:sz w:val="22"/>
         </w:rPr>
         <w:t>---</w:t>
       </w:r>
@@ -603,7 +552,6 @@
       <w:r>
         <w:rPr>
           <w:rFonts w:ascii="Microsoft YaHei" w:hAnsi="Microsoft YaHei" w:eastAsia="Microsoft YaHei"/>
-          <w:sz w:val="22"/>
         </w:rPr>
         <w:t>关于系统误差、测量误差和抽样误差下述正确的是</w:t>
       </w:r>
@@ -613,7 +561,6 @@
       <w:r>
         <w:rPr>
           <w:rFonts w:ascii="Microsoft YaHei" w:hAnsi="Microsoft YaHei" w:eastAsia="Microsoft YaHei"/>
-          <w:sz w:val="22"/>
         </w:rPr>
         <w:t>A、系统误差和测量误差不可避免</w:t>
       </w:r>
@@ -622,7 +569,6 @@
       <w:r>
         <w:rPr>
           <w:rFonts w:ascii="Microsoft YaHei" w:hAnsi="Microsoft YaHei" w:eastAsia="Microsoft YaHei"/>
-          <w:sz w:val="22"/>
         </w:rPr>
         <w:t>B、系统误差和抽样误差不可避免</w:t>
       </w:r>
@@ -631,7 +577,6 @@
       <w:r>
         <w:rPr>
           <w:rFonts w:ascii="Microsoft YaHei" w:hAnsi="Microsoft YaHei" w:eastAsia="Microsoft YaHei"/>
-          <w:sz w:val="22"/>
         </w:rPr>
         <w:t>C、测量误差和抽样误差不可避免</w:t>
       </w:r>
@@ -640,7 +585,6 @@
       <w:r>
         <w:rPr>
           <w:rFonts w:ascii="Microsoft YaHei" w:hAnsi="Microsoft YaHei" w:eastAsia="Microsoft YaHei"/>
-          <w:sz w:val="22"/>
         </w:rPr>
         <w:t>D、三种误差都不可避免</w:t>
       </w:r>
@@ -649,7 +593,6 @@
       <w:r>
         <w:rPr>
           <w:rFonts w:ascii="Microsoft YaHei" w:hAnsi="Microsoft YaHei" w:eastAsia="Microsoft YaHei"/>
-          <w:sz w:val="22"/>
         </w:rPr>
         <w:t>E、三种误差都可以避免</w:t>
       </w:r>
@@ -659,7 +602,6 @@
       <w:r>
         <w:rPr>
           <w:rFonts w:ascii="Microsoft YaHei" w:hAnsi="Microsoft YaHei" w:eastAsia="Microsoft YaHei"/>
-          <w:sz w:val="22"/>
         </w:rPr>
         <w:t>你的答案：未记录</w:t>
       </w:r>
@@ -668,7 +610,6 @@
       <w:r>
         <w:rPr>
           <w:rFonts w:ascii="Microsoft YaHei" w:hAnsi="Microsoft YaHei" w:eastAsia="Microsoft YaHei"/>
-          <w:sz w:val="22"/>
         </w:rPr>
         <w:t>正确答案：C</w:t>
       </w:r>
@@ -690,7 +631,6 @@
       <w:r>
         <w:rPr>
           <w:rFonts w:ascii="Microsoft YaHei" w:hAnsi="Microsoft YaHei" w:eastAsia="Microsoft YaHei"/>
-          <w:sz w:val="22"/>
         </w:rPr>
         <w:t>A 错：系统误差可以通过严格设计和质量控制尽量避免或减少。</w:t>
       </w:r>
@@ -702,7 +642,6 @@
       <w:r>
         <w:rPr>
           <w:rFonts w:ascii="Microsoft YaHei" w:hAnsi="Microsoft YaHei" w:eastAsia="Microsoft YaHei"/>
-          <w:sz w:val="22"/>
         </w:rPr>
         <w:t>B 错：系统误差不是不可避免；抽样误差通常不可避免。</w:t>
       </w:r>
@@ -714,7 +653,6 @@
       <w:r>
         <w:rPr>
           <w:rFonts w:ascii="Microsoft YaHei" w:hAnsi="Microsoft YaHei" w:eastAsia="Microsoft YaHei"/>
-          <w:sz w:val="22"/>
         </w:rPr>
         <w:t>C 对：测量误差和抽样误差通常难以完全避免。</w:t>
       </w:r>
@@ -726,7 +664,6 @@
       <w:r>
         <w:rPr>
           <w:rFonts w:ascii="Microsoft YaHei" w:hAnsi="Microsoft YaHei" w:eastAsia="Microsoft YaHei"/>
-          <w:sz w:val="22"/>
         </w:rPr>
         <w:t>D 错：系统误差不是“三种都不可避免”中的不可避免误差。</w:t>
       </w:r>
@@ -738,7 +675,6 @@
       <w:r>
         <w:rPr>
           <w:rFonts w:ascii="Microsoft YaHei" w:hAnsi="Microsoft YaHei" w:eastAsia="Microsoft YaHei"/>
-          <w:sz w:val="22"/>
         </w:rPr>
         <w:t>E 错：测量误差和抽样误差通常不能完全避免。</w:t>
       </w:r>
@@ -748,7 +684,6 @@
       <w:r>
         <w:rPr>
           <w:rFonts w:ascii="Microsoft YaHei" w:hAnsi="Microsoft YaHei" w:eastAsia="Microsoft YaHei"/>
-          <w:sz w:val="22"/>
         </w:rPr>
         <w:t>记忆：系统误差要控制；抽样误差和测量误差通常难以完全避免。</w:t>
       </w:r>
@@ -758,7 +693,6 @@
       <w:r>
         <w:rPr>
           <w:rFonts w:ascii="Microsoft YaHei" w:hAnsi="Microsoft YaHei" w:eastAsia="Microsoft YaHei"/>
-          <w:sz w:val="22"/>
         </w:rPr>
         <w:t>---</w:t>
       </w:r>
@@ -777,7 +711,6 @@
       <w:r>
         <w:rPr>
           <w:rFonts w:ascii="Microsoft YaHei" w:hAnsi="Microsoft YaHei" w:eastAsia="Microsoft YaHei"/>
-          <w:sz w:val="22"/>
         </w:rPr>
         <w:t>统计工作的步骤为</w:t>
       </w:r>
@@ -787,7 +720,6 @@
       <w:r>
         <w:rPr>
           <w:rFonts w:ascii="Microsoft YaHei" w:hAnsi="Microsoft YaHei" w:eastAsia="Microsoft YaHei"/>
-          <w:sz w:val="22"/>
         </w:rPr>
         <w:t>A、研究设计、调查、整理资料、分析资料</w:t>
       </w:r>
@@ -796,7 +728,6 @@
       <w:r>
         <w:rPr>
           <w:rFonts w:ascii="Microsoft YaHei" w:hAnsi="Microsoft YaHei" w:eastAsia="Microsoft YaHei"/>
-          <w:sz w:val="22"/>
         </w:rPr>
         <w:t>B、研究设计、试验、整理资料、统计推断</w:t>
       </w:r>
@@ -805,7 +736,6 @@
       <w:r>
         <w:rPr>
           <w:rFonts w:ascii="Microsoft YaHei" w:hAnsi="Microsoft YaHei" w:eastAsia="Microsoft YaHei"/>
-          <w:sz w:val="22"/>
         </w:rPr>
         <w:t>C、研究设计、搜集资料、整理资料、分析资料</w:t>
       </w:r>
@@ -814,7 +744,6 @@
       <w:r>
         <w:rPr>
           <w:rFonts w:ascii="Microsoft YaHei" w:hAnsi="Microsoft YaHei" w:eastAsia="Microsoft YaHei"/>
-          <w:sz w:val="22"/>
         </w:rPr>
         <w:t>D、研究设计、调查和试验、统计描述、统计推断</w:t>
       </w:r>
@@ -823,7 +752,6 @@
       <w:r>
         <w:rPr>
           <w:rFonts w:ascii="Microsoft YaHei" w:hAnsi="Microsoft YaHei" w:eastAsia="Microsoft YaHei"/>
-          <w:sz w:val="22"/>
         </w:rPr>
         <w:t>E、研究设计、统计描述、统计推断、统计图表</w:t>
       </w:r>
@@ -833,7 +761,6 @@
       <w:r>
         <w:rPr>
           <w:rFonts w:ascii="Microsoft YaHei" w:hAnsi="Microsoft YaHei" w:eastAsia="Microsoft YaHei"/>
-          <w:sz w:val="22"/>
         </w:rPr>
         <w:t>你的答案：未记录</w:t>
       </w:r>
@@ -842,7 +769,6 @@
       <w:r>
         <w:rPr>
           <w:rFonts w:ascii="Microsoft YaHei" w:hAnsi="Microsoft YaHei" w:eastAsia="Microsoft YaHei"/>
-          <w:sz w:val="22"/>
         </w:rPr>
         <w:t>正确答案：C</w:t>
       </w:r>
@@ -864,7 +790,6 @@
       <w:r>
         <w:rPr>
           <w:rFonts w:ascii="Microsoft YaHei" w:hAnsi="Microsoft YaHei" w:eastAsia="Microsoft YaHei"/>
-          <w:sz w:val="22"/>
         </w:rPr>
         <w:t>A 错：“调查”只是搜集资料的一种方式，统计工作步骤应概括为搜集资料。</w:t>
       </w:r>
@@ -876,7 +801,6 @@
       <w:r>
         <w:rPr>
           <w:rFonts w:ascii="Microsoft YaHei" w:hAnsi="Microsoft YaHei" w:eastAsia="Microsoft YaHei"/>
-          <w:sz w:val="22"/>
         </w:rPr>
         <w:t>B 错：“试验”只是资料来源之一，且“统计推断”只是分析资料的一部分。</w:t>
       </w:r>
@@ -888,7 +812,6 @@
       <w:r>
         <w:rPr>
           <w:rFonts w:ascii="Microsoft YaHei" w:hAnsi="Microsoft YaHei" w:eastAsia="Microsoft YaHei"/>
-          <w:sz w:val="22"/>
         </w:rPr>
         <w:t>C 对：统计工作基本步骤是研究设计、搜集资料、整理资料、分析资料。</w:t>
       </w:r>
@@ -900,7 +823,6 @@
       <w:r>
         <w:rPr>
           <w:rFonts w:ascii="Microsoft YaHei" w:hAnsi="Microsoft YaHei" w:eastAsia="Microsoft YaHei"/>
-          <w:sz w:val="22"/>
         </w:rPr>
         <w:t>D 错：统计描述和统计推断属于统计分析内容，不是完整工作步骤。</w:t>
       </w:r>
@@ -912,7 +834,6 @@
       <w:r>
         <w:rPr>
           <w:rFonts w:ascii="Microsoft YaHei" w:hAnsi="Microsoft YaHei" w:eastAsia="Microsoft YaHei"/>
-          <w:sz w:val="22"/>
         </w:rPr>
         <w:t>E 错：统计图表、统计描述、统计推断都属于分析或呈现环节，缺少搜集和整理资料。</w:t>
       </w:r>
@@ -922,7 +843,6 @@
       <w:r>
         <w:rPr>
           <w:rFonts w:ascii="Microsoft YaHei" w:hAnsi="Microsoft YaHei" w:eastAsia="Microsoft YaHei"/>
-          <w:sz w:val="22"/>
         </w:rPr>
         <w:t>记忆：统计工作步骤 = 设计、搜集、整理、分析。</w:t>
       </w:r>
@@ -932,7 +852,6 @@
       <w:r>
         <w:rPr>
           <w:rFonts w:ascii="Microsoft YaHei" w:hAnsi="Microsoft YaHei" w:eastAsia="Microsoft YaHei"/>
-          <w:sz w:val="22"/>
         </w:rPr>
         <w:t>---</w:t>
       </w:r>
@@ -954,7 +873,6 @@
       <w:r>
         <w:rPr>
           <w:rFonts w:ascii="Microsoft YaHei" w:hAnsi="Microsoft YaHei" w:eastAsia="Microsoft YaHei"/>
-          <w:sz w:val="22"/>
         </w:rPr>
         <w:t>同质：影响研究指标的主要因素相同或相近。</w:t>
       </w:r>
@@ -966,7 +884,6 @@
       <w:r>
         <w:rPr>
           <w:rFonts w:ascii="Microsoft YaHei" w:hAnsi="Microsoft YaHei" w:eastAsia="Microsoft YaHei"/>
-          <w:sz w:val="22"/>
         </w:rPr>
         <w:t>抽样误差：样本统计量与总体参数之差。</w:t>
       </w:r>
@@ -978,7 +895,6 @@
       <w:r>
         <w:rPr>
           <w:rFonts w:ascii="Microsoft YaHei" w:hAnsi="Microsoft YaHei" w:eastAsia="Microsoft YaHei"/>
-          <w:sz w:val="22"/>
         </w:rPr>
         <w:t>概率：随机事件发生可能性的大小。</w:t>
       </w:r>
@@ -990,7 +906,6 @@
       <w:r>
         <w:rPr>
           <w:rFonts w:ascii="Microsoft YaHei" w:hAnsi="Microsoft YaHei" w:eastAsia="Microsoft YaHei"/>
-          <w:sz w:val="22"/>
         </w:rPr>
         <w:t>系统误差可控制，抽样误差难避免。</w:t>
       </w:r>
@@ -1002,7 +917,6 @@
       <w:r>
         <w:rPr>
           <w:rFonts w:ascii="Microsoft YaHei" w:hAnsi="Microsoft YaHei" w:eastAsia="Microsoft YaHei"/>
-          <w:sz w:val="22"/>
         </w:rPr>
         <w:t>统计工作步骤：设计、搜集、整理、分析。</w:t>
       </w:r>
@@ -1383,7 +1297,7 @@
     <w:rsid w:val="00FC693F"/>
     <w:rPr>
       <w:rFonts w:ascii="Microsoft YaHei" w:hAnsi="Microsoft YaHei" w:eastAsia="Microsoft YaHei"/>
-      <w:sz w:val="22"/>
+      <w:sz w:val="21"/>
     </w:rPr>
   </w:style>
   <w:style w:type="paragraph" w:styleId="Header">
